--- a/docs/specifications/source/01_Document_de_cadrage_officiel_et_plan_directeur.docx
+++ b/docs/specifications/source/01_Document_de_cadrage_officiel_et_plan_directeur.docx
@@ -571,7 +571,7 @@
                 <w:color w:val="1F2933"/>
                 <w:sz w:val="18"/>
               </w:rPr>
-              <w:t>2 développeurs, appuyés par des assistants IA</w:t>
+              <w:t>2 développeurs, appuyés par des experts ponctuels</w:t>
             </w:r>
           </w:p>
         </w:tc>
@@ -961,7 +961,7 @@
                 <w:color w:val="1F2933"/>
                 <w:sz w:val="18"/>
               </w:rPr>
-              <w:t>Équipe projet : 2 développeurs avec assistants IA</w:t>
+              <w:t>Équipe projet : 2 développeurs</w:t>
             </w:r>
           </w:p>
         </w:tc>
@@ -2359,7 +2359,7 @@
           <w:color w:val="1F2933"/>
           <w:sz w:val="21"/>
         </w:rPr>
-        <w:t>Le développement sera réalisé par une équipe de deux développeurs assistés par des outils d’intelligence artificielle. Cette taille d’équipe impose une stratégie de livraison progressive, un monolithe modulaire au départ, une forte automatisation des tests et une sélection prudente des composants open source.</w:t>
+        <w:t>Le développement sera réalisé par une équipe de deux développeurs, avec des revues métier et scientifiques aux jalons critiques. Cette taille d’équipe impose une stratégie de livraison progressive, un monolithe modulaire au départ, une forte automatisation des tests et une sélection prudente des composants open source.</w:t>
       </w:r>
     </w:p>
     <w:p>
@@ -12589,7 +12589,7 @@
           <w:color w:val="1F2933"/>
           <w:sz w:val="21"/>
         </w:rPr>
-        <w:t>L’équipe comprend deux développeurs et des assistants IA. Les assistants IA accélèrent la recherche, le prototypage, la documentation et les tests, mais ne remplacent ni la validation métier ni la revue de code.</w:t>
+        <w:t>L’équipe comprend deux développeurs, un référent métier et des experts ponctuels. L’automatisation accélère les tests, les contrôles qualité et la production documentaire, sans remplacer la validation métier ni la revue de code.</w:t>
       </w:r>
     </w:p>
     <w:tbl>
@@ -12870,7 +12870,7 @@
                 <w:color w:val="1F2933"/>
                 <w:sz w:val="18"/>
               </w:rPr>
-              <w:t>Assistants IA</w:t>
+              <w:t>Automatisation qualité</w:t>
             </w:r>
           </w:p>
         </w:tc>
@@ -13174,7 +13174,7 @@
         <w:spacing w:after="120" w:before="160" w:line="240" w:lineRule="auto"/>
       </w:pPr>
       <w:r>
-        <w:t>16.2 Règles d’usage de l’IA</w:t>
+        <w:t>16.2 Règles de production et de validation</w:t>
       </w:r>
     </w:p>
     <w:p>
@@ -13189,7 +13189,7 @@
           <w:color w:val="1F2933"/>
           <w:sz w:val="20"/>
         </w:rPr>
-        <w:t>Aucun calcul critique généré par IA ne sera accepté sans test et revue humaine.</w:t>
+        <w:t>Aucun calcul critique nouveau ne sera accepté sans cas de référence, test automatisé et revue scientifique.</w:t>
       </w:r>
     </w:p>
     <w:p>
@@ -13219,7 +13219,7 @@
           <w:color w:val="1F2933"/>
           <w:sz w:val="20"/>
         </w:rPr>
-        <w:t>Le code généré devra respecter les conventions, types, tests et analyses statiques du projet.</w:t>
+        <w:t>Tout code livré devra respecter les conventions, le typage, les tests et les analyses statiques du projet.</w:t>
       </w:r>
     </w:p>
     <w:p>
@@ -13234,7 +13234,7 @@
           <w:color w:val="1F2933"/>
           <w:sz w:val="20"/>
         </w:rPr>
-        <w:t>Les données industrielles confidentielles ne seront pas envoyées à un service non autorisé.</w:t>
+        <w:t>Les données industrielles confidentielles resteront dans les systèmes et services explicitement autorisés.</w:t>
       </w:r>
     </w:p>
     <w:p>
@@ -14917,7 +14917,7 @@
                 <w:color w:val="1F2933"/>
                 <w:sz w:val="17"/>
               </w:rPr>
-              <w:t>Utilisation non maîtrisée de l’IA</w:t>
+              <w:t>Automatisation insuffisamment contrôlée</w:t>
             </w:r>
           </w:p>
         </w:tc>
@@ -16972,7 +16972,7 @@
           <w:color w:val="1F2933"/>
           <w:sz w:val="20"/>
         </w:rPr>
-        <w:t>Le projet sera réalisable par incréments avec deux développeurs et des assistants IA.</w:t>
+        <w:t>Le projet sera réalisable par incréments avec deux développeurs, une automatisation renforcée et des revues spécialisées.</w:t>
       </w:r>
     </w:p>
     <w:p>
@@ -17002,7 +17002,7 @@
           <w:color w:val="1F2933"/>
           <w:sz w:val="20"/>
         </w:rPr>
-        <w:t>Les moteurs déterministes seront séparés de l’IA conversationnelle.</w:t>
+        <w:t>Les moteurs déterministes seront séparés des interfaces d’assistance et de présentation.</w:t>
       </w:r>
     </w:p>
     <w:p>
